--- a/inst/rmarkdown/templates/word_doc/resources/gh-template-HelveticaNeue.docx
+++ b/inst/rmarkdown/templates/word_doc/resources/gh-template-HelveticaNeue.docx
@@ -77,14 +77,6 @@
         </w:rPr>
         <w:t>2022/07/20</w:t>
       </w:r>
-    </w:p>
-    <w:p>
-      <w:pPr>
-        <w:rPr>
-          <w:rFonts w:ascii="Helvetica Neue" w:hAnsi="Helvetica Neue"/>
-          <w:lang w:val="en-US"/>
-        </w:rPr>
-      </w:pPr>
     </w:p>
     <w:sectPr>
       <w:headerReference w:type="default" r:id="rId7"/>
@@ -236,17 +228,17 @@
       <w:pStyle w:val="Header"/>
       <w:jc w:val="right"/>
     </w:pPr>
-    <w:r>
-      <w:t xml:space="preserve">Running </w:t>
-    </w:r>
-    <w:proofErr w:type="spellStart"/>
-    <w:r>
-      <w:t>Document</w:t>
-    </w:r>
-    <w:proofErr w:type="spellEnd"/>
-    <w:r>
-      <w:t xml:space="preserve"> Title</w:t>
-    </w:r>
+    <w:fldSimple w:instr=" STYLEREF &quot;Heading 1&quot; \* MERGEFORMAT ">
+      <w:r>
+        <w:rPr>
+          <w:b/>
+          <w:bCs/>
+          <w:noProof/>
+          <w:lang w:val="en-US"/>
+        </w:rPr>
+        <w:t>Foo</w:t>
+      </w:r>
+    </w:fldSimple>
   </w:p>
 </w:hdr>
 </file>
@@ -2623,9 +2615,9 @@
     <w:name w:val="Hyperlink"/>
     <w:basedOn w:val="DefaultParagraphFont"/>
     <w:uiPriority w:val="99"/>
-    <w:rsid w:val="00AB5A90"/>
-    <w:rPr>
-      <w:color w:val="0271BB" w:themeColor="hyperlink"/>
+    <w:rsid w:val="00E04D5B"/>
+    <w:rPr>
+      <w:color w:val="B70000"/>
       <w:u w:val="single"/>
     </w:rPr>
   </w:style>
@@ -2908,7 +2900,6 @@
     <w:next w:val="Normal"/>
     <w:link w:val="DateChar"/>
     <w:uiPriority w:val="99"/>
-    <w:semiHidden/>
     <w:unhideWhenUsed/>
     <w:rsid w:val="00725CBC"/>
     <w:pPr>
@@ -2925,7 +2916,6 @@
     <w:basedOn w:val="DefaultParagraphFont"/>
     <w:link w:val="Date"/>
     <w:uiPriority w:val="99"/>
-    <w:semiHidden/>
     <w:rsid w:val="00725CBC"/>
     <w:rPr>
       <w:rFonts w:asciiTheme="majorHAnsi" w:hAnsiTheme="majorHAnsi"/>

--- a/inst/rmarkdown/templates/word_doc/resources/gh-template-HelveticaNeue.docx
+++ b/inst/rmarkdown/templates/word_doc/resources/gh-template-HelveticaNeue.docx
@@ -128,25 +128,112 @@
         <w:docPartUnique/>
       </w:docPartObj>
     </w:sdtPr>
+    <w:sdtEndPr>
+      <w:rPr>
+        <w:color w:val="1CB3E8"/>
+        <w:sz w:val="20"/>
+        <w:szCs w:val="20"/>
+      </w:rPr>
+    </w:sdtEndPr>
     <w:sdtContent>
       <w:p>
         <w:pPr>
           <w:pStyle w:val="Footer"/>
           <w:jc w:val="right"/>
+          <w:rPr>
+            <w:color w:val="1CB3E8"/>
+            <w:sz w:val="20"/>
+            <w:szCs w:val="20"/>
+          </w:rPr>
         </w:pPr>
         <w:r>
+          <w:rPr>
+            <w:sz w:val="20"/>
+            <w:szCs w:val="20"/>
+          </w:rPr>
+          <w:t xml:space="preserve">Page </w:t>
+        </w:r>
+        <w:r>
+          <w:rPr>
+            <w:sz w:val="20"/>
+            <w:szCs w:val="20"/>
+          </w:rPr>
           <w:fldChar w:fldCharType="begin"/>
         </w:r>
         <w:r>
+          <w:rPr>
+            <w:sz w:val="20"/>
+            <w:szCs w:val="20"/>
+          </w:rPr>
           <w:instrText>PAGE   \* MERGEFORMAT</w:instrText>
         </w:r>
         <w:r>
+          <w:rPr>
+            <w:sz w:val="20"/>
+            <w:szCs w:val="20"/>
+          </w:rPr>
           <w:fldChar w:fldCharType="separate"/>
         </w:r>
         <w:r>
+          <w:rPr>
+            <w:sz w:val="20"/>
+            <w:szCs w:val="20"/>
+          </w:rPr>
           <w:t>2</w:t>
         </w:r>
         <w:r>
+          <w:rPr>
+            <w:sz w:val="20"/>
+            <w:szCs w:val="20"/>
+          </w:rPr>
+          <w:fldChar w:fldCharType="end"/>
+        </w:r>
+        <w:r>
+          <w:rPr>
+            <w:sz w:val="20"/>
+            <w:szCs w:val="20"/>
+          </w:rPr>
+          <w:t xml:space="preserve"> / </w:t>
+        </w:r>
+        <w:r>
+          <w:rPr>
+            <w:color w:val="1CB3E8"/>
+            <w:sz w:val="20"/>
+            <w:szCs w:val="20"/>
+          </w:rPr>
+          <w:fldChar w:fldCharType="begin"/>
+        </w:r>
+        <w:r>
+          <w:rPr>
+            <w:color w:val="1CB3E8"/>
+            <w:sz w:val="20"/>
+            <w:szCs w:val="20"/>
+          </w:rPr>
+          <w:instrText xml:space="preserve"> NUMPAGES  \* MERGEFORMAT </w:instrText>
+        </w:r>
+        <w:r>
+          <w:rPr>
+            <w:color w:val="1CB3E8"/>
+            <w:sz w:val="20"/>
+            <w:szCs w:val="20"/>
+          </w:rPr>
+          <w:fldChar w:fldCharType="separate"/>
+        </w:r>
+        <w:r>
+          <w:rPr>
+            <w:noProof/>
+            <w:color w:val="1CB3E8"/>
+            <w:sz w:val="20"/>
+            <w:szCs w:val="20"/>
+          </w:rPr>
+          <w:t>2</w:t>
+        </w:r>
+        <w:r>
+          <w:rPr>
+            <w:color w:val="1CB3E8"/>
+            <w:sz w:val="20"/>
+            <w:szCs w:val="20"/>
+          </w:rPr>
           <w:fldChar w:fldCharType="end"/>
         </w:r>
       </w:p>
@@ -162,38 +249,127 @@
 
 <file path=word/footer2.xml><?xml version="1.0" encoding="utf-8"?>
 <w:ftr xmlns:wpc="http://schemas.microsoft.com/office/word/2010/wordprocessingCanvas" xmlns:cx="http://schemas.microsoft.com/office/drawing/2014/chartex" xmlns:cx1="http://schemas.microsoft.com/office/drawing/2015/9/8/chartex" xmlns:cx2="http://schemas.microsoft.com/office/drawing/2015/10/21/chartex" xmlns:cx3="http://schemas.microsoft.com/office/drawing/2016/5/9/chartex" xmlns:cx4="http://schemas.microsoft.com/office/drawing/2016/5/10/chartex" xmlns:cx5="http://schemas.microsoft.com/office/drawing/2016/5/11/chartex" xmlns:cx6="http://schemas.microsoft.com/office/drawing/2016/5/12/chartex" xmlns:cx7="http://schemas.microsoft.com/office/drawing/2016/5/13/chartex" xmlns:cx8="http://schemas.microsoft.com/office/drawing/2016/5/14/chartex" xmlns:mc="http://schemas.openxmlformats.org/markup-compatibility/2006" xmlns:aink="http://schemas.microsoft.com/office/drawing/2016/ink" xmlns:am3d="http://schemas.microsoft.com/office/drawing/2017/model3d" xmlns:o="urn:schemas-microsoft-com:office:office" xmlns:oel="http://schemas.microsoft.com/office/2019/extlst" xmlns:r="http://schemas.openxmlformats.org/officeDocument/2006/relationships" xmlns:m="http://schemas.openxmlformats.org/officeDocument/2006/math" xmlns:v="urn:schemas-microsoft-com:vml" xmlns:wp14="http://schemas.microsoft.com/office/word/2010/wordprocessingDrawing" xmlns:wp="http://schemas.openxmlformats.org/drawingml/2006/wordprocessingDrawing" xmlns:w10="urn:schemas-microsoft-com:office:word" xmlns:w="http://schemas.openxmlformats.org/wordprocessingml/2006/main" xmlns:w14="http://schemas.microsoft.com/office/word/2010/wordml" xmlns:w15="http://schemas.microsoft.com/office/word/2012/wordml" xmlns:w16cex="http://schemas.microsoft.com/office/word/2018/wordml/cex" xmlns:w16cid="http://schemas.microsoft.com/office/word/2016/wordml/cid" xmlns:w16="http://schemas.microsoft.com/office/word/2018/wordml" xmlns:w16du="http://schemas.microsoft.com/office/word/2023/wordml/word16du" xmlns:w16sdtdh="http://schemas.microsoft.com/office/word/2020/wordml/sdtdatahash" xmlns:w16sdtfl="http://schemas.microsoft.com/office/word/2024/wordml/sdtformatlock" xmlns:w16se="http://schemas.microsoft.com/office/word/2015/wordml/symex" xmlns:wpg="http://schemas.microsoft.com/office/word/2010/wordprocessingGroup" xmlns:wpi="http://schemas.microsoft.com/office/word/2010/wordprocessingInk" xmlns:wne="http://schemas.microsoft.com/office/word/2006/wordml" xmlns:wps="http://schemas.microsoft.com/office/word/2010/wordprocessingShape" mc:Ignorable="w14 w15 w16se w16cid w16 w16cex w16sdtdh w16sdtfl w16du wp14">
-  <w:sdt>
-    <w:sdtPr>
-      <w:id w:val="-1734924366"/>
-      <w:docPartObj>
-        <w:docPartGallery w:val="Page Numbers (Bottom of Page)"/>
-        <w:docPartUnique/>
-      </w:docPartObj>
-    </w:sdtPr>
-    <w:sdtContent>
-      <w:p>
-        <w:pPr>
-          <w:pStyle w:val="Footer"/>
-          <w:jc w:val="right"/>
-        </w:pPr>
+  <w:p>
+    <w:pPr>
+      <w:pStyle w:val="Footer"/>
+      <w:jc w:val="right"/>
+      <w:rPr>
+        <w:color w:val="0871BB"/>
+        <w:sz w:val="20"/>
+        <w:szCs w:val="20"/>
+      </w:rPr>
+    </w:pPr>
+    <w:r>
+      <w:rPr>
+        <w:sz w:val="20"/>
+        <w:szCs w:val="20"/>
+      </w:rPr>
+      <w:t xml:space="preserve">Page </w:t>
+    </w:r>
+    <w:sdt>
+      <w:sdtPr>
+        <w:rPr>
+          <w:sz w:val="20"/>
+          <w:szCs w:val="20"/>
+        </w:rPr>
+        <w:id w:val="-1734924366"/>
+        <w:docPartObj>
+          <w:docPartGallery w:val="Page Numbers (Bottom of Page)"/>
+          <w:docPartUnique/>
+        </w:docPartObj>
+      </w:sdtPr>
+      <w:sdtEndPr>
+        <w:rPr>
+          <w:color w:val="0871BB"/>
+        </w:rPr>
+      </w:sdtEndPr>
+      <w:sdtContent>
         <w:r>
+          <w:rPr>
+            <w:sz w:val="20"/>
+            <w:szCs w:val="20"/>
+          </w:rPr>
           <w:fldChar w:fldCharType="begin"/>
         </w:r>
         <w:r>
+          <w:rPr>
+            <w:sz w:val="20"/>
+            <w:szCs w:val="20"/>
+          </w:rPr>
           <w:instrText>PAGE   \* MERGEFORMAT</w:instrText>
         </w:r>
         <w:r>
+          <w:rPr>
+            <w:sz w:val="20"/>
+            <w:szCs w:val="20"/>
+          </w:rPr>
           <w:fldChar w:fldCharType="separate"/>
         </w:r>
         <w:r>
+          <w:rPr>
+            <w:sz w:val="20"/>
+            <w:szCs w:val="20"/>
+          </w:rPr>
           <w:t>2</w:t>
         </w:r>
         <w:r>
+          <w:rPr>
+            <w:sz w:val="20"/>
+            <w:szCs w:val="20"/>
+          </w:rPr>
           <w:fldChar w:fldCharType="end"/>
         </w:r>
-      </w:p>
-    </w:sdtContent>
-  </w:sdt>
+        <w:r>
+          <w:rPr>
+            <w:sz w:val="20"/>
+            <w:szCs w:val="20"/>
+          </w:rPr>
+          <w:t xml:space="preserve"> / </w:t>
+        </w:r>
+        <w:r>
+          <w:rPr>
+            <w:color w:val="0871BB"/>
+            <w:sz w:val="20"/>
+            <w:szCs w:val="20"/>
+          </w:rPr>
+          <w:fldChar w:fldCharType="begin"/>
+        </w:r>
+        <w:r>
+          <w:rPr>
+            <w:color w:val="0871BB"/>
+            <w:sz w:val="20"/>
+            <w:szCs w:val="20"/>
+          </w:rPr>
+          <w:instrText xml:space="preserve"> NUMPAGES  \* MERGEFORMAT </w:instrText>
+        </w:r>
+        <w:r>
+          <w:rPr>
+            <w:color w:val="0871BB"/>
+            <w:sz w:val="20"/>
+            <w:szCs w:val="20"/>
+          </w:rPr>
+          <w:fldChar w:fldCharType="separate"/>
+        </w:r>
+        <w:r>
+          <w:rPr>
+            <w:noProof/>
+            <w:color w:val="0871BB"/>
+            <w:sz w:val="20"/>
+            <w:szCs w:val="20"/>
+          </w:rPr>
+          <w:t>2</w:t>
+        </w:r>
+        <w:r>
+          <w:rPr>
+            <w:color w:val="0871BB"/>
+            <w:sz w:val="20"/>
+            <w:szCs w:val="20"/>
+          </w:rPr>
+          <w:fldChar w:fldCharType="end"/>
+        </w:r>
+      </w:sdtContent>
+    </w:sdt>
+  </w:p>
   <w:p>
     <w:pPr>
       <w:pStyle w:val="Footer"/>
@@ -226,19 +402,152 @@
   <w:p>
     <w:pPr>
       <w:pStyle w:val="Header"/>
-      <w:jc w:val="right"/>
-    </w:pPr>
-    <w:fldSimple w:instr=" STYLEREF &quot;Heading 1&quot; \* MERGEFORMAT ">
-      <w:r>
-        <w:rPr>
-          <w:b/>
-          <w:bCs/>
-          <w:noProof/>
-          <w:lang w:val="en-US"/>
-        </w:rPr>
-        <w:t>Foo</w:t>
-      </w:r>
-    </w:fldSimple>
+      <w:rPr>
+        <w:b/>
+        <w:bCs/>
+      </w:rPr>
+    </w:pPr>
+    <w:r>
+      <w:rPr>
+        <w:b/>
+        <w:bCs/>
+        <w:noProof/>
+      </w:rPr>
+      <w:drawing>
+        <wp:anchor distT="0" distB="0" distL="114300" distR="114300" simplePos="0" relativeHeight="251658240" behindDoc="0" locked="0" layoutInCell="1" allowOverlap="1" wp14:anchorId="279A6BEB" wp14:editId="3EEF38B8">
+          <wp:simplePos x="0" y="0"/>
+          <wp:positionH relativeFrom="column">
+            <wp:posOffset>5654862</wp:posOffset>
+          </wp:positionH>
+          <wp:positionV relativeFrom="paragraph">
+            <wp:posOffset>-169545</wp:posOffset>
+          </wp:positionV>
+          <wp:extent cx="381000" cy="393700"/>
+          <wp:effectExtent l="0" t="0" r="0" b="0"/>
+          <wp:wrapNone/>
+          <wp:docPr id="943343176" name="Picture 1" descr="A red drop in a blue circle&#10;&#10;AI-generated content may be incorrect."/>
+          <wp:cNvGraphicFramePr>
+            <a:graphicFrameLocks xmlns:a="http://schemas.openxmlformats.org/drawingml/2006/main" noChangeAspect="1"/>
+          </wp:cNvGraphicFramePr>
+          <a:graphic xmlns:a="http://schemas.openxmlformats.org/drawingml/2006/main">
+            <a:graphicData uri="http://schemas.openxmlformats.org/drawingml/2006/picture">
+              <pic:pic xmlns:pic="http://schemas.openxmlformats.org/drawingml/2006/picture">
+                <pic:nvPicPr>
+                  <pic:cNvPr id="943343176" name="Picture 1" descr="A red drop in a blue circle&#10;&#10;AI-generated content may be incorrect."/>
+                  <pic:cNvPicPr/>
+                </pic:nvPicPr>
+                <pic:blipFill>
+                  <a:blip r:embed="rId1">
+                    <a:extLst>
+                      <a:ext uri="{28A0092B-C50C-407E-A947-70E740481C1C}">
+                        <a14:useLocalDpi xmlns:a14="http://schemas.microsoft.com/office/drawing/2010/main" val="0"/>
+                      </a:ext>
+                    </a:extLst>
+                  </a:blip>
+                  <a:stretch>
+                    <a:fillRect/>
+                  </a:stretch>
+                </pic:blipFill>
+                <pic:spPr>
+                  <a:xfrm>
+                    <a:off x="0" y="0"/>
+                    <a:ext cx="381000" cy="393700"/>
+                  </a:xfrm>
+                  <a:prstGeom prst="rect">
+                    <a:avLst/>
+                  </a:prstGeom>
+                </pic:spPr>
+              </pic:pic>
+            </a:graphicData>
+          </a:graphic>
+          <wp14:sizeRelH relativeFrom="page">
+            <wp14:pctWidth>0</wp14:pctWidth>
+          </wp14:sizeRelH>
+          <wp14:sizeRelV relativeFrom="page">
+            <wp14:pctHeight>0</wp14:pctHeight>
+          </wp14:sizeRelV>
+        </wp:anchor>
+      </w:drawing>
+    </w:r>
+    <w:r>
+      <w:rPr>
+        <w:b/>
+        <w:bCs/>
+      </w:rPr>
+      <w:fldChar w:fldCharType="begin"/>
+    </w:r>
+    <w:r>
+      <w:rPr>
+        <w:b/>
+        <w:bCs/>
+      </w:rPr>
+      <w:instrText xml:space="preserve"> STYLEREF "Heading 1" \s </w:instrText>
+    </w:r>
+    <w:r>
+      <w:rPr>
+        <w:b/>
+        <w:bCs/>
+      </w:rPr>
+      <w:fldChar w:fldCharType="separate"/>
+    </w:r>
+    <w:r>
+      <w:rPr>
+        <w:b/>
+        <w:bCs/>
+        <w:noProof/>
+      </w:rPr>
+      <w:t>1</w:t>
+    </w:r>
+    <w:r>
+      <w:rPr>
+        <w:b/>
+        <w:bCs/>
+      </w:rPr>
+      <w:fldChar w:fldCharType="end"/>
+    </w:r>
+    <w:r>
+      <w:rPr>
+        <w:b/>
+        <w:bCs/>
+      </w:rPr>
+      <w:t xml:space="preserve">  </w:t>
+    </w:r>
+    <w:r>
+      <w:rPr>
+        <w:b/>
+        <w:bCs/>
+      </w:rPr>
+      <w:fldChar w:fldCharType="begin"/>
+    </w:r>
+    <w:r>
+      <w:rPr>
+        <w:b/>
+        <w:bCs/>
+      </w:rPr>
+      <w:instrText xml:space="preserve"> STYLEREF "Heading 1" </w:instrText>
+    </w:r>
+    <w:r>
+      <w:rPr>
+        <w:b/>
+        <w:bCs/>
+      </w:rPr>
+      <w:fldChar w:fldCharType="separate"/>
+    </w:r>
+    <w:r>
+      <w:rPr>
+        <w:b/>
+        <w:bCs/>
+        <w:noProof/>
+      </w:rPr>
+      <w:t>Foo</w:t>
+    </w:r>
+    <w:r>
+      <w:rPr>
+        <w:b/>
+        <w:bCs/>
+      </w:rPr>
+      <w:fldChar w:fldCharType="end"/>
+    </w:r>
   </w:p>
 </w:hdr>
 </file>
@@ -249,6 +558,75 @@
     <w:pPr>
       <w:pStyle w:val="Header"/>
     </w:pPr>
+    <w:r>
+      <w:rPr>
+        <w:noProof/>
+      </w:rPr>
+      <w:drawing>
+        <wp:anchor distT="0" distB="0" distL="114300" distR="114300" simplePos="0" relativeHeight="251659264" behindDoc="0" locked="0" layoutInCell="1" allowOverlap="1" wp14:anchorId="04A515B2" wp14:editId="29DD7901">
+          <wp:simplePos x="0" y="0"/>
+          <wp:positionH relativeFrom="column">
+            <wp:posOffset>4240567</wp:posOffset>
+          </wp:positionH>
+          <wp:positionV relativeFrom="paragraph">
+            <wp:posOffset>114786</wp:posOffset>
+          </wp:positionV>
+          <wp:extent cx="1828800" cy="242047"/>
+          <wp:effectExtent l="0" t="0" r="0" b="0"/>
+          <wp:wrapNone/>
+          <wp:docPr id="618350430" name="Grafik 3"/>
+          <wp:cNvGraphicFramePr>
+            <a:graphicFrameLocks xmlns:a="http://schemas.openxmlformats.org/drawingml/2006/main" noChangeAspect="1"/>
+          </wp:cNvGraphicFramePr>
+          <a:graphic xmlns:a="http://schemas.openxmlformats.org/drawingml/2006/main">
+            <a:graphicData uri="http://schemas.openxmlformats.org/drawingml/2006/picture">
+              <pic:pic xmlns:pic="http://schemas.openxmlformats.org/drawingml/2006/picture">
+                <pic:nvPicPr>
+                  <pic:cNvPr id="618350430" name="Grafik 3"/>
+                  <pic:cNvPicPr/>
+                </pic:nvPicPr>
+                <pic:blipFill rotWithShape="1">
+                  <a:blip r:embed="rId1">
+                    <a:extLst>
+                      <a:ext uri="{28A0092B-C50C-407E-A947-70E740481C1C}">
+                        <a14:useLocalDpi xmlns:a14="http://schemas.microsoft.com/office/drawing/2010/main" val="0"/>
+                      </a:ext>
+                    </a:extLst>
+                  </a:blip>
+                  <a:srcRect l="-1" t="16442" r="-2787" b="24315"/>
+                  <a:stretch>
+                    <a:fillRect/>
+                  </a:stretch>
+                </pic:blipFill>
+                <pic:spPr bwMode="auto">
+                  <a:xfrm>
+                    <a:off x="0" y="0"/>
+                    <a:ext cx="1828800" cy="242047"/>
+                  </a:xfrm>
+                  <a:prstGeom prst="rect">
+                    <a:avLst/>
+                  </a:prstGeom>
+                  <a:ln>
+                    <a:noFill/>
+                  </a:ln>
+                  <a:extLst>
+                    <a:ext uri="{53640926-AAD7-44D8-BBD7-CCE9431645EC}">
+                      <a14:shadowObscured xmlns:a14="http://schemas.microsoft.com/office/drawing/2010/main"/>
+                    </a:ext>
+                  </a:extLst>
+                </pic:spPr>
+              </pic:pic>
+            </a:graphicData>
+          </a:graphic>
+          <wp14:sizeRelH relativeFrom="page">
+            <wp14:pctWidth>0</wp14:pctWidth>
+          </wp14:sizeRelH>
+          <wp14:sizeRelV relativeFrom="page">
+            <wp14:pctHeight>0</wp14:pctHeight>
+          </wp14:sizeRelV>
+        </wp:anchor>
+      </w:drawing>
+    </w:r>
     <w:r>
       <w:rPr>
         <w:noProof/>
@@ -269,7 +647,7 @@
                   <pic:cNvPicPr/>
                 </pic:nvPicPr>
                 <pic:blipFill>
-                  <a:blip r:embed="rId1">
+                  <a:blip r:embed="rId2">
                     <a:extLst>
                       <a:ext uri="{28A0092B-C50C-407E-A947-70E740481C1C}">
                         <a14:useLocalDpi xmlns:a14="http://schemas.microsoft.com/office/drawing/2010/main" val="0"/>
@@ -304,61 +682,6 @@
     <w:r>
       <w:t xml:space="preserve">                  </w:t>
     </w:r>
-    <w:r>
-      <w:rPr>
-        <w:noProof/>
-      </w:rPr>
-      <w:drawing>
-        <wp:inline distT="0" distB="0" distL="0" distR="0" wp14:anchorId="04A515B2" wp14:editId="4826B065">
-          <wp:extent cx="1828800" cy="411480"/>
-          <wp:effectExtent l="0" t="0" r="0" b="0"/>
-          <wp:docPr id="618350430" name="Grafik 3"/>
-          <wp:cNvGraphicFramePr>
-            <a:graphicFrameLocks xmlns:a="http://schemas.openxmlformats.org/drawingml/2006/main" noChangeAspect="1"/>
-          </wp:cNvGraphicFramePr>
-          <a:graphic xmlns:a="http://schemas.openxmlformats.org/drawingml/2006/main">
-            <a:graphicData uri="http://schemas.openxmlformats.org/drawingml/2006/picture">
-              <pic:pic xmlns:pic="http://schemas.openxmlformats.org/drawingml/2006/picture">
-                <pic:nvPicPr>
-                  <pic:cNvPr id="618350430" name="Grafik 3"/>
-                  <pic:cNvPicPr/>
-                </pic:nvPicPr>
-                <pic:blipFill rotWithShape="1">
-                  <a:blip r:embed="rId2">
-                    <a:extLst>
-                      <a:ext uri="{28A0092B-C50C-407E-A947-70E740481C1C}">
-                        <a14:useLocalDpi xmlns:a14="http://schemas.microsoft.com/office/drawing/2010/main" val="0"/>
-                      </a:ext>
-                    </a:extLst>
-                  </a:blip>
-                  <a:srcRect l="-1" t="16442" r="-2787" b="-17154"/>
-                  <a:stretch>
-                    <a:fillRect/>
-                  </a:stretch>
-                </pic:blipFill>
-                <pic:spPr bwMode="auto">
-                  <a:xfrm>
-                    <a:off x="0" y="0"/>
-                    <a:ext cx="1830773" cy="411924"/>
-                  </a:xfrm>
-                  <a:prstGeom prst="rect">
-                    <a:avLst/>
-                  </a:prstGeom>
-                  <a:ln>
-                    <a:noFill/>
-                  </a:ln>
-                  <a:extLst>
-                    <a:ext uri="{53640926-AAD7-44D8-BBD7-CCE9431645EC}">
-                      <a14:shadowObscured xmlns:a14="http://schemas.microsoft.com/office/drawing/2010/main"/>
-                    </a:ext>
-                  </a:extLst>
-                </pic:spPr>
-              </pic:pic>
-            </a:graphicData>
-          </a:graphic>
-        </wp:inline>
-      </w:drawing>
-    </w:r>
   </w:p>
 </w:hdr>
 </file>
@@ -846,7 +1169,7 @@
         <w:ind w:left="360" w:hanging="360"/>
       </w:pPr>
       <w:rPr>
-        <w:rFonts w:ascii="TheSans UHH" w:hAnsi="TheSans UHH" w:hint="default"/>
+        <w:rFonts w:ascii="Helvetica Neue" w:hAnsi="Helvetica Neue" w:hint="default"/>
         <w:color w:val="B6BFC3" w:themeColor="background2"/>
         <w:sz w:val="22"/>
       </w:rPr>
@@ -860,7 +1183,7 @@
         <w:ind w:left="720" w:hanging="360"/>
       </w:pPr>
       <w:rPr>
-        <w:rFonts w:ascii="TheSans UHH" w:hAnsi="TheSans UHH" w:hint="default"/>
+        <w:rFonts w:ascii="Helvetica Neue" w:hAnsi="Helvetica Neue" w:hint="default"/>
         <w:color w:val="B6BFC3" w:themeColor="background2"/>
         <w:sz w:val="22"/>
       </w:rPr>
@@ -888,7 +1211,7 @@
         <w:ind w:left="1440" w:hanging="360"/>
       </w:pPr>
       <w:rPr>
-        <w:rFonts w:ascii="TheSans UHH" w:hAnsi="TheSans UHH" w:hint="default"/>
+        <w:rFonts w:ascii="Helvetica Neue" w:hAnsi="Helvetica Neue" w:hint="default"/>
         <w:color w:val="B6BFC3" w:themeColor="background2"/>
         <w:sz w:val="22"/>
       </w:rPr>
@@ -968,7 +1291,7 @@
         <w:ind w:left="360" w:hanging="360"/>
       </w:pPr>
       <w:rPr>
-        <w:rFonts w:ascii="TheSans UHH Bold Caps" w:hAnsi="TheSans UHH Bold Caps" w:hint="default"/>
+        <w:rFonts w:ascii="Helvetica Neue" w:hAnsi="Helvetica Neue" w:hint="default"/>
         <w:color w:val="3B515B" w:themeColor="text1"/>
         <w:sz w:val="22"/>
       </w:rPr>
@@ -1175,7 +1498,7 @@
         <w:ind w:left="360" w:hanging="360"/>
       </w:pPr>
       <w:rPr>
-        <w:rFonts w:ascii="TheSans UHH Bold Caps" w:hAnsi="TheSans UHH Bold Caps" w:hint="default"/>
+        <w:rFonts w:ascii="Helvetica Neue" w:hAnsi="Helvetica Neue" w:hint="default"/>
         <w:b w:val="0"/>
         <w:i w:val="0"/>
         <w:color w:val="3B515B" w:themeColor="text1"/>
@@ -1252,6 +1575,101 @@
       <w:lvlJc w:val="right"/>
       <w:pPr>
         <w:ind w:left="6480" w:hanging="180"/>
+      </w:pPr>
+    </w:lvl>
+  </w:abstractNum>
+  <w:abstractNum w:abstractNumId="17" w15:restartNumberingAfterBreak="0">
+    <w:nsid w:val="3C4617BD"/>
+    <w:multiLevelType w:val="multilevel"/>
+    <w:tmpl w:val="8F6ED00E"/>
+    <w:lvl w:ilvl="0">
+      <w:start w:val="1"/>
+      <w:numFmt w:val="decimal"/>
+      <w:pStyle w:val="Heading1"/>
+      <w:lvlText w:val="%1"/>
+      <w:lvlJc w:val="left"/>
+      <w:pPr>
+        <w:ind w:left="432" w:hanging="432"/>
+      </w:pPr>
+    </w:lvl>
+    <w:lvl w:ilvl="1">
+      <w:start w:val="1"/>
+      <w:numFmt w:val="decimal"/>
+      <w:pStyle w:val="Heading2"/>
+      <w:lvlText w:val="%1.%2"/>
+      <w:lvlJc w:val="left"/>
+      <w:pPr>
+        <w:ind w:left="576" w:hanging="576"/>
+      </w:pPr>
+    </w:lvl>
+    <w:lvl w:ilvl="2">
+      <w:start w:val="1"/>
+      <w:numFmt w:val="decimal"/>
+      <w:pStyle w:val="Heading3"/>
+      <w:lvlText w:val="%1.%2.%3"/>
+      <w:lvlJc w:val="left"/>
+      <w:pPr>
+        <w:ind w:left="720" w:hanging="720"/>
+      </w:pPr>
+    </w:lvl>
+    <w:lvl w:ilvl="3">
+      <w:start w:val="1"/>
+      <w:numFmt w:val="decimal"/>
+      <w:pStyle w:val="Heading4"/>
+      <w:lvlText w:val="%1.%2.%3.%4"/>
+      <w:lvlJc w:val="left"/>
+      <w:pPr>
+        <w:ind w:left="864" w:hanging="864"/>
+      </w:pPr>
+    </w:lvl>
+    <w:lvl w:ilvl="4">
+      <w:start w:val="1"/>
+      <w:numFmt w:val="decimal"/>
+      <w:pStyle w:val="Heading5"/>
+      <w:lvlText w:val="%1.%2.%3.%4.%5"/>
+      <w:lvlJc w:val="left"/>
+      <w:pPr>
+        <w:ind w:left="1008" w:hanging="1008"/>
+      </w:pPr>
+    </w:lvl>
+    <w:lvl w:ilvl="5">
+      <w:start w:val="1"/>
+      <w:numFmt w:val="decimal"/>
+      <w:pStyle w:val="Heading6"/>
+      <w:lvlText w:val="%1.%2.%3.%4.%5.%6"/>
+      <w:lvlJc w:val="left"/>
+      <w:pPr>
+        <w:ind w:left="1152" w:hanging="1152"/>
+      </w:pPr>
+    </w:lvl>
+    <w:lvl w:ilvl="6">
+      <w:start w:val="1"/>
+      <w:numFmt w:val="decimal"/>
+      <w:pStyle w:val="Heading7"/>
+      <w:lvlText w:val="%1.%2.%3.%4.%5.%6.%7"/>
+      <w:lvlJc w:val="left"/>
+      <w:pPr>
+        <w:ind w:left="1296" w:hanging="1296"/>
+      </w:pPr>
+    </w:lvl>
+    <w:lvl w:ilvl="7">
+      <w:start w:val="1"/>
+      <w:numFmt w:val="decimal"/>
+      <w:pStyle w:val="Heading8"/>
+      <w:lvlText w:val="%1.%2.%3.%4.%5.%6.%7.%8"/>
+      <w:lvlJc w:val="left"/>
+      <w:pPr>
+        <w:ind w:left="1440" w:hanging="1440"/>
+      </w:pPr>
+    </w:lvl>
+    <w:lvl w:ilvl="8">
+      <w:start w:val="1"/>
+      <w:numFmt w:val="decimal"/>
+      <w:pStyle w:val="Heading9"/>
+      <w:lvlText w:val="%1.%2.%3.%4.%5.%6.%7.%8.%9"/>
+      <w:lvlJc w:val="left"/>
+      <w:pPr>
+        <w:ind w:left="1584" w:hanging="1584"/>
       </w:pPr>
     </w:lvl>
   </w:abstractNum>
@@ -1341,6 +1759,9 @@
   </w:num>
   <w:num w:numId="20" w16cid:durableId="2003468151">
     <w:abstractNumId w:val="11"/>
+  </w:num>
+  <w:num w:numId="21" w16cid:durableId="384526821">
+    <w:abstractNumId w:val="17"/>
   </w:num>
 </w:numbering>
 </file>
@@ -1760,18 +2181,20 @@
     <w:link w:val="Heading1Char"/>
     <w:uiPriority w:val="7"/>
     <w:qFormat/>
-    <w:rsid w:val="00584BF2"/>
+    <w:rsid w:val="00CB7F36"/>
     <w:pPr>
       <w:keepNext/>
       <w:keepLines/>
+      <w:numPr>
+        <w:numId w:val="21"/>
+      </w:numPr>
       <w:spacing w:before="600" w:line="216" w:lineRule="auto"/>
-      <w:ind w:left="567" w:hanging="567"/>
       <w:outlineLvl w:val="0"/>
     </w:pPr>
     <w:rPr>
       <w:rFonts w:asciiTheme="majorHAnsi" w:eastAsiaTheme="majorEastAsia" w:hAnsiTheme="majorHAnsi" w:cstheme="majorBidi"/>
       <w:b/>
-      <w:color w:val="0271BB"/>
+      <w:color w:val="005CB9"/>
       <w:sz w:val="36"/>
       <w:szCs w:val="32"/>
     </w:rPr>
@@ -1787,8 +2210,11 @@
     <w:pPr>
       <w:keepNext/>
       <w:keepLines/>
+      <w:numPr>
+        <w:ilvl w:val="1"/>
+        <w:numId w:val="21"/>
+      </w:numPr>
       <w:spacing w:before="360" w:line="216" w:lineRule="auto"/>
-      <w:ind w:left="680" w:hanging="680"/>
       <w:outlineLvl w:val="1"/>
     </w:pPr>
     <w:rPr>
@@ -1810,8 +2236,11 @@
     <w:pPr>
       <w:keepNext/>
       <w:keepLines/>
+      <w:numPr>
+        <w:ilvl w:val="2"/>
+        <w:numId w:val="21"/>
+      </w:numPr>
       <w:spacing w:before="360" w:line="240" w:lineRule="auto"/>
-      <w:ind w:left="794" w:hanging="794"/>
       <w:outlineLvl w:val="2"/>
     </w:pPr>
     <w:rPr>
@@ -1833,8 +2262,11 @@
     <w:pPr>
       <w:keepNext/>
       <w:keepLines/>
+      <w:numPr>
+        <w:ilvl w:val="3"/>
+        <w:numId w:val="21"/>
+      </w:numPr>
       <w:spacing w:before="360" w:line="240" w:lineRule="auto"/>
-      <w:ind w:left="907" w:hanging="907"/>
       <w:outlineLvl w:val="3"/>
     </w:pPr>
     <w:rPr>
@@ -1855,8 +2287,11 @@
     <w:pPr>
       <w:keepNext/>
       <w:keepLines/>
+      <w:numPr>
+        <w:ilvl w:val="4"/>
+        <w:numId w:val="21"/>
+      </w:numPr>
       <w:spacing w:before="240" w:line="240" w:lineRule="auto"/>
-      <w:ind w:left="1021" w:hanging="1021"/>
       <w:outlineLvl w:val="4"/>
     </w:pPr>
     <w:rPr>
@@ -1877,6 +2312,10 @@
     <w:pPr>
       <w:keepNext/>
       <w:keepLines/>
+      <w:numPr>
+        <w:ilvl w:val="5"/>
+        <w:numId w:val="21"/>
+      </w:numPr>
       <w:spacing w:before="40" w:after="0"/>
       <w:outlineLvl w:val="5"/>
     </w:pPr>
@@ -1898,6 +2337,10 @@
     <w:pPr>
       <w:keepNext/>
       <w:keepLines/>
+      <w:numPr>
+        <w:ilvl w:val="6"/>
+        <w:numId w:val="21"/>
+      </w:numPr>
       <w:spacing w:before="40" w:after="0"/>
       <w:outlineLvl w:val="6"/>
     </w:pPr>
@@ -1921,6 +2364,10 @@
     <w:pPr>
       <w:keepNext/>
       <w:keepLines/>
+      <w:numPr>
+        <w:ilvl w:val="7"/>
+        <w:numId w:val="21"/>
+      </w:numPr>
       <w:spacing w:before="40" w:after="0"/>
       <w:outlineLvl w:val="7"/>
     </w:pPr>
@@ -1944,6 +2391,10 @@
     <w:pPr>
       <w:keepNext/>
       <w:keepLines/>
+      <w:numPr>
+        <w:ilvl w:val="8"/>
+        <w:numId w:val="21"/>
+      </w:numPr>
       <w:spacing w:before="40" w:after="0"/>
       <w:outlineLvl w:val="8"/>
     </w:pPr>
@@ -1988,11 +2439,11 @@
     <w:basedOn w:val="DefaultParagraphFont"/>
     <w:link w:val="Heading1"/>
     <w:uiPriority w:val="7"/>
-    <w:rsid w:val="00584BF2"/>
+    <w:rsid w:val="00CB7F36"/>
     <w:rPr>
       <w:rFonts w:asciiTheme="majorHAnsi" w:eastAsiaTheme="majorEastAsia" w:hAnsiTheme="majorHAnsi" w:cstheme="majorBidi"/>
       <w:b/>
-      <w:color w:val="0271BB"/>
+      <w:color w:val="005CB9"/>
       <w:sz w:val="36"/>
       <w:szCs w:val="32"/>
     </w:rPr>
@@ -2005,7 +2456,7 @@
     <w:uiPriority w:val="10"/>
     <w:semiHidden/>
     <w:qFormat/>
-    <w:rsid w:val="007F0F1D"/>
+    <w:rsid w:val="00CB7F36"/>
     <w:pPr>
       <w:spacing w:before="600" w:after="0"/>
       <w:contextualSpacing/>
@@ -2015,7 +2466,7 @@
     <w:rPr>
       <w:rFonts w:asciiTheme="majorHAnsi" w:eastAsiaTheme="majorEastAsia" w:hAnsiTheme="majorHAnsi" w:cstheme="majorBidi"/>
       <w:b/>
-      <w:color w:val="3B515B"/>
+      <w:color w:val="4A5054"/>
       <w:spacing w:val="-10"/>
       <w:kern w:val="28"/>
       <w:sz w:val="44"/>
@@ -2028,11 +2479,11 @@
     <w:link w:val="Title"/>
     <w:uiPriority w:val="10"/>
     <w:semiHidden/>
-    <w:rsid w:val="007F0F1D"/>
+    <w:rsid w:val="00CB7F36"/>
     <w:rPr>
       <w:rFonts w:asciiTheme="majorHAnsi" w:eastAsiaTheme="majorEastAsia" w:hAnsiTheme="majorHAnsi" w:cstheme="majorBidi"/>
       <w:b/>
-      <w:color w:val="3B515B"/>
+      <w:color w:val="4A5054"/>
       <w:spacing w:val="-10"/>
       <w:kern w:val="28"/>
       <w:sz w:val="44"/>
@@ -2115,7 +2566,7 @@
     <w:qFormat/>
     <w:rsid w:val="00A03593"/>
     <w:rPr>
-      <w:rFonts w:ascii="TheSans UHH SemiLight Caps" w:hAnsi="TheSans UHH SemiLight Caps"/>
+      <w:rFonts w:ascii="Helvetica Neue" w:hAnsi="Helvetica Neue"/>
       <w:i w:val="0"/>
       <w:iCs/>
       <w:color w:val="5E8191" w:themeColor="text1" w:themeTint="BF"/>
@@ -2203,7 +2654,7 @@
       <w:spacing w:after="0" w:line="240" w:lineRule="auto"/>
     </w:pPr>
     <w:rPr>
-      <w:rFonts w:ascii="TheSans UHH SemiLight Caps" w:hAnsi="TheSans UHH SemiLight Caps"/>
+      <w:rFonts w:ascii="Helvetica Neue" w:hAnsi="Helvetica Neue"/>
     </w:rPr>
   </w:style>
   <w:style w:type="character" w:customStyle="1" w:styleId="HeaderChar">
@@ -2213,7 +2664,7 @@
     <w:uiPriority w:val="29"/>
     <w:rsid w:val="00125398"/>
     <w:rPr>
-      <w:rFonts w:ascii="TheSans UHH SemiLight Caps" w:hAnsi="TheSans UHH SemiLight Caps"/>
+      <w:rFonts w:ascii="Helvetica Neue" w:hAnsi="Helvetica Neue"/>
       <w:sz w:val="24"/>
     </w:rPr>
   </w:style>
@@ -2232,7 +2683,7 @@
       <w:spacing w:after="0" w:line="240" w:lineRule="auto"/>
     </w:pPr>
     <w:rPr>
-      <w:rFonts w:ascii="TheSans UHH SemiLight Caps" w:hAnsi="TheSans UHH SemiLight Caps"/>
+      <w:rFonts w:ascii="Helvetica Neue" w:hAnsi="Helvetica Neue"/>
     </w:rPr>
   </w:style>
   <w:style w:type="character" w:customStyle="1" w:styleId="FooterChar">
@@ -2242,7 +2693,7 @@
     <w:uiPriority w:val="30"/>
     <w:rsid w:val="00125398"/>
     <w:rPr>
-      <w:rFonts w:ascii="TheSans UHH SemiLight Caps" w:hAnsi="TheSans UHH SemiLight Caps"/>
+      <w:rFonts w:ascii="Helvetica Neue" w:hAnsi="Helvetica Neue"/>
       <w:sz w:val="24"/>
     </w:rPr>
   </w:style>
@@ -4846,14 +5297,14 @@
         <a:srgbClr val="80B8DD"/>
       </a:folHlink>
     </a:clrScheme>
-    <a:fontScheme name="UHH">
+    <a:fontScheme name="Guardant Health">
       <a:majorFont>
-        <a:latin typeface="TheSans UHH Bold Caps"/>
+        <a:latin typeface="Helvetica Neue"/>
         <a:ea typeface=""/>
         <a:cs typeface=""/>
       </a:majorFont>
       <a:minorFont>
-        <a:latin typeface="TheSans UHH"/>
+        <a:latin typeface="Helvetica Neue"/>
         <a:ea typeface=""/>
         <a:cs typeface=""/>
       </a:minorFont>
